--- a/Shivam_11365_Project Report.docx
+++ b/Shivam_11365_Project Report.docx
@@ -104,7 +104,7 @@
           </mc:Choice>
           <mc:Fallback>
             <w:pict>
-              <v:group w14:anchorId="1B6ECAC2" id="Group 1" o:spid="_x0000_s1026" style="position:absolute;margin-left:19pt;margin-top:11.35pt;width:557.5pt;height:804.35pt;z-index:-15809536;mso-wrap-distance-left:0;mso-wrap-distance-right:0;mso-position-horizontal-relative:page;mso-position-vertical-relative:page" coordsize="70802,102152" o:gfxdata="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">
+              <v:group w14:anchorId="44047B5A" id="Group 1" o:spid="_x0000_s1026" style="position:absolute;margin-left:19pt;margin-top:11.35pt;width:557.5pt;height:804.35pt;z-index:-15809536;mso-wrap-distance-left:0;mso-wrap-distance-right:0;mso-position-horizontal-relative:page;mso-position-vertical-relative:page" coordsize="70802,102152" o:gfxdata="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">
                 <v:shape id="Image 2" o:spid="_x0000_s1027" type="#_x0000_t75" style="position:absolute;width:70797;height:102146;visibility:visible;mso-wrap-style:square" o:gfxdata="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">
                   <v:imagedata r:id="rId8" o:title=""/>
                 </v:shape>
@@ -167,14 +167,7 @@
           <w:sz w:val="44"/>
           <w:szCs w:val="44"/>
         </w:rPr>
-        <w:t>E-Commerce Shopping Cart System</w:t>
-      </w:r>
-      <w:r>
-        <w:rPr>
-          <w:sz w:val="44"/>
-          <w:szCs w:val="44"/>
-        </w:rPr>
-        <w:t xml:space="preserve"> </w:t>
+        <w:t xml:space="preserve">E-Commerce Shopping Cart System </w:t>
       </w:r>
       <w:r>
         <w:t>(Using Core Java &amp; OOP</w:t>
@@ -595,17 +588,8 @@
           <w:b/>
           <w:sz w:val="31"/>
         </w:rPr>
-        <w:t xml:space="preserve">Ashish </w:t>
-      </w:r>
-      <w:proofErr w:type="spellStart"/>
-      <w:r>
-        <w:rPr>
-          <w:b/>
-          <w:sz w:val="31"/>
-        </w:rPr>
-        <w:t>Shivhare</w:t>
-      </w:r>
-      <w:proofErr w:type="spellEnd"/>
+        <w:t>Ashish Shivhare</w:t>
+      </w:r>
       <w:r>
         <w:rPr>
           <w:b/>
@@ -857,21 +841,7 @@
           <w:color w:val="000000" w:themeColor="text1"/>
         </w:rPr>
         <w:br/>
-        <w:t xml:space="preserve">is a </w:t>
-      </w:r>
-      <w:proofErr w:type="spellStart"/>
-      <w:r>
-        <w:rPr>
-          <w:color w:val="000000" w:themeColor="text1"/>
-        </w:rPr>
-        <w:t>bonafide</w:t>
-      </w:r>
-      <w:proofErr w:type="spellEnd"/>
-      <w:r>
-        <w:rPr>
-          <w:color w:val="000000" w:themeColor="text1"/>
-        </w:rPr>
-        <w:t xml:space="preserve"> work carried out by Sobhit Kumar (Reg No.: RU-25-11437) </w:t>
+        <w:t xml:space="preserve">is a bonafide work carried out by Sobhit Kumar (Reg No.: RU-25-11437) </w:t>
       </w:r>
       <w:r>
         <w:rPr>
@@ -905,21 +875,7 @@
           <w:color w:val="000000" w:themeColor="text1"/>
         </w:rPr>
         <w:br/>
-        <w:t xml:space="preserve">Mr. Ashish </w:t>
-      </w:r>
-      <w:proofErr w:type="spellStart"/>
-      <w:r>
-        <w:rPr>
-          <w:color w:val="000000" w:themeColor="text1"/>
-        </w:rPr>
-        <w:t>Shivhare</w:t>
-      </w:r>
-      <w:proofErr w:type="spellEnd"/>
-      <w:r>
-        <w:rPr>
-          <w:color w:val="000000" w:themeColor="text1"/>
-        </w:rPr>
-        <w:t xml:space="preserve"> during the academic session 2025–26.</w:t>
+        <w:t>Mr. Ashish Shivhare during the academic session 2025–26.</w:t>
       </w:r>
       <w:r>
         <w:rPr>
@@ -1072,25 +1028,24 @@
           <w:szCs w:val="28"/>
         </w:rPr>
         <w:br/>
-        <w:t xml:space="preserve">Mr. Ashish </w:t>
-      </w:r>
-      <w:proofErr w:type="spellStart"/>
+        <w:t xml:space="preserve">Mr. Ashish Shivhare for his valuable guidance, support, and encouragement </w:t>
+      </w:r>
       <w:r>
         <w:rPr>
           <w:color w:val="000000" w:themeColor="text1"/>
           <w:sz w:val="28"/>
           <w:szCs w:val="28"/>
         </w:rPr>
-        <w:t>Shivhare</w:t>
-      </w:r>
-      <w:proofErr w:type="spellEnd"/>
+        <w:br/>
+        <w:t>throughout the development of this project.</w:t>
+      </w:r>
       <w:r>
         <w:rPr>
           <w:color w:val="000000" w:themeColor="text1"/>
           <w:sz w:val="28"/>
           <w:szCs w:val="28"/>
         </w:rPr>
-        <w:t xml:space="preserve"> for his valuable guidance, support, and encouragement </w:t>
+        <w:br/>
       </w:r>
       <w:r>
         <w:rPr>
@@ -1099,7 +1054,7 @@
           <w:szCs w:val="28"/>
         </w:rPr>
         <w:br/>
-        <w:t>throughout the development of this project.</w:t>
+        <w:t xml:space="preserve">I am also thankful to the faculty members of the School of Computer Science </w:t>
       </w:r>
       <w:r>
         <w:rPr>
@@ -1108,6 +1063,7 @@
           <w:szCs w:val="28"/>
         </w:rPr>
         <w:br/>
+        <w:t>and Engineering for providing the necessary resources and support.</w:t>
       </w:r>
       <w:r>
         <w:rPr>
@@ -1116,7 +1072,6 @@
           <w:szCs w:val="28"/>
         </w:rPr>
         <w:br/>
-        <w:t xml:space="preserve">I am also thankful to the faculty members of the School of Computer Science </w:t>
       </w:r>
       <w:r>
         <w:rPr>
@@ -1125,7 +1080,7 @@
           <w:szCs w:val="28"/>
         </w:rPr>
         <w:br/>
-        <w:t>and Engineering for providing the necessary resources and support.</w:t>
+        <w:t xml:space="preserve">I would like to thank my friends and family for their continuous support </w:t>
       </w:r>
       <w:r>
         <w:rPr>
@@ -1134,6 +1089,7 @@
           <w:szCs w:val="28"/>
         </w:rPr>
         <w:br/>
+        <w:t>and motivation during the completion of this project.</w:t>
       </w:r>
       <w:r>
         <w:rPr>
@@ -1142,7 +1098,6 @@
           <w:szCs w:val="28"/>
         </w:rPr>
         <w:br/>
-        <w:t xml:space="preserve">I would like to thank my friends and family for their continuous support </w:t>
       </w:r>
       <w:r>
         <w:rPr>
@@ -1151,7 +1106,7 @@
           <w:szCs w:val="28"/>
         </w:rPr>
         <w:br/>
-        <w:t>and motivation during the completion of this project.</w:t>
+        <w:t xml:space="preserve">Finally, I would like to thank the university for providing me the </w:t>
       </w:r>
       <w:r>
         <w:rPr>
@@ -1160,6 +1115,7 @@
           <w:szCs w:val="28"/>
         </w:rPr>
         <w:br/>
+        <w:t>opportunity to work on this project and enhance my practical knowledge.</w:t>
       </w:r>
       <w:r>
         <w:rPr>
@@ -1168,7 +1124,6 @@
           <w:szCs w:val="28"/>
         </w:rPr>
         <w:br/>
-        <w:t xml:space="preserve">Finally, I would like to thank the university for providing me the </w:t>
       </w:r>
       <w:r>
         <w:rPr>
@@ -1177,7 +1132,6 @@
           <w:szCs w:val="28"/>
         </w:rPr>
         <w:br/>
-        <w:t>opportunity to work on this project and enhance my practical knowledge.</w:t>
       </w:r>
       <w:r>
         <w:rPr>
@@ -1185,7 +1139,7 @@
           <w:sz w:val="28"/>
           <w:szCs w:val="28"/>
         </w:rPr>
-        <w:br/>
+        <w:t>Shivam</w:t>
       </w:r>
       <w:r>
         <w:rPr>
@@ -1193,7 +1147,7 @@
           <w:sz w:val="28"/>
           <w:szCs w:val="28"/>
         </w:rPr>
-        <w:br/>
+        <w:t xml:space="preserve"> Kumar</w:t>
       </w:r>
       <w:r>
         <w:rPr>
@@ -1201,7 +1155,8 @@
           <w:sz w:val="28"/>
           <w:szCs w:val="28"/>
         </w:rPr>
-        <w:t>Sobhit Kumar</w:t>
+        <w:br/>
+        <w:t>RU-25-</w:t>
       </w:r>
       <w:r>
         <w:rPr>
@@ -1209,8 +1164,7 @@
           <w:sz w:val="28"/>
           <w:szCs w:val="28"/>
         </w:rPr>
-        <w:br/>
-        <w:t>RU-25-11437</w:t>
+        <w:t>11365</w:t>
       </w:r>
     </w:p>
     <w:p>
@@ -1965,13 +1919,8 @@
           <w:numId w:val="9"/>
         </w:numPr>
       </w:pPr>
-      <w:proofErr w:type="spellStart"/>
-      <w:r>
-        <w:t>FoodItem</w:t>
-      </w:r>
-      <w:proofErr w:type="spellEnd"/>
-      <w:r>
-        <w:t xml:space="preserve"> Class</w:t>
+      <w:r>
+        <w:t>FoodItem Class</w:t>
       </w:r>
       <w:r>
         <w:br/>
@@ -2162,25 +2111,7 @@
           <w:bCs w:val="0"/>
           <w:lang w:val="en-IN"/>
         </w:rPr>
-        <w:t xml:space="preserve">This class manages the shopping cart. It stores a collection of products using an </w:t>
-      </w:r>
-      <w:proofErr w:type="spellStart"/>
-      <w:r>
-        <w:rPr>
-          <w:b w:val="0"/>
-          <w:bCs w:val="0"/>
-          <w:lang w:val="en-IN"/>
-        </w:rPr>
-        <w:t>ArrayList</w:t>
-      </w:r>
-      <w:proofErr w:type="spellEnd"/>
-      <w:r>
-        <w:rPr>
-          <w:b w:val="0"/>
-          <w:bCs w:val="0"/>
-          <w:lang w:val="en-IN"/>
-        </w:rPr>
-        <w:t>. It includes methods to:</w:t>
+        <w:t>This class manages the shopping cart. It stores a collection of products using an ArrayList. It includes methods to:</w:t>
       </w:r>
     </w:p>
     <w:p>
@@ -2555,7 +2486,7 @@
           <w:color w:val="4F81BD" w:themeColor="accent1"/>
         </w:rPr>
         <w:drawing>
-          <wp:inline distT="0" distB="0" distL="0" distR="0" wp14:anchorId="08F39CE3" wp14:editId="07D77FAB">
+          <wp:inline distT="0" distB="0" distL="0" distR="0" wp14:anchorId="08F39CE3" wp14:editId="4D3F4722">
             <wp:extent cx="6749626" cy="3796665"/>
             <wp:effectExtent l="0" t="0" r="0" b="0"/>
             <wp:docPr id="7" name="Picture 7"/>
@@ -2770,7 +2701,7 @@
           <w:noProof/>
         </w:rPr>
         <w:drawing>
-          <wp:inline distT="0" distB="0" distL="0" distR="0" wp14:anchorId="031A8BC8" wp14:editId="407C9E73">
+          <wp:inline distT="0" distB="0" distL="0" distR="0" wp14:anchorId="031A8BC8" wp14:editId="5EA3CEBE">
             <wp:extent cx="6749626" cy="3796665"/>
             <wp:effectExtent l="0" t="0" r="0" b="0"/>
             <wp:docPr id="8" name="Picture 8"/>
@@ -2856,35 +2787,34 @@
           <w:bCs w:val="0"/>
           <w:lang w:val="en-IN"/>
         </w:rPr>
-        <w:t xml:space="preserve">The project can be further improved with the following </w:t>
-      </w:r>
-      <w:proofErr w:type="gramStart"/>
-      <w:r>
+        <w:t>The project can be further improved with the following features:–</w:t>
+      </w:r>
+    </w:p>
+    <w:p>
+      <w:pPr>
+        <w:pStyle w:val="Heading3"/>
         <w:rPr>
           <w:b w:val="0"/>
           <w:bCs w:val="0"/>
           <w:lang w:val="en-IN"/>
         </w:rPr>
-        <w:t>features:–</w:t>
-      </w:r>
-      <w:proofErr w:type="gramEnd"/>
-    </w:p>
-    <w:p>
-      <w:pPr>
-        <w:pStyle w:val="Heading3"/>
+      </w:pPr>
+      <w:r>
         <w:rPr>
           <w:b w:val="0"/>
           <w:bCs w:val="0"/>
           <w:lang w:val="en-IN"/>
         </w:rPr>
-      </w:pPr>
+        <w:t>• Add multiple product categories and product search functionality</w:t>
+      </w:r>
       <w:r>
         <w:rPr>
           <w:b w:val="0"/>
           <w:bCs w:val="0"/>
           <w:lang w:val="en-IN"/>
         </w:rPr>
-        <w:t>• Add multiple product categories and product search functionality</w:t>
+        <w:br/>
+        <w:t>• Implement user login and authentication system</w:t>
       </w:r>
       <w:r>
         <w:rPr>
@@ -2893,7 +2823,7 @@
           <w:lang w:val="en-IN"/>
         </w:rPr>
         <w:br/>
-        <w:t>• Implement user login and authentication system</w:t>
+        <w:t>• Integrate database (MySQL/SQLite) for storing cart and user data</w:t>
       </w:r>
       <w:r>
         <w:rPr>
@@ -2902,7 +2832,7 @@
           <w:lang w:val="en-IN"/>
         </w:rPr>
         <w:br/>
-        <w:t>• Integrate database (MySQL/SQLite) for storing cart and user data</w:t>
+        <w:t>• Add online payment options (UPI, Card, Net Banking)</w:t>
       </w:r>
       <w:r>
         <w:rPr>
@@ -2911,7 +2841,7 @@
           <w:lang w:val="en-IN"/>
         </w:rPr>
         <w:br/>
-        <w:t>• Add online payment options (UPI, Card, Net Banking)</w:t>
+        <w:t>• Provide discount coupons and promotional offers</w:t>
       </w:r>
       <w:r>
         <w:rPr>
@@ -2920,7 +2850,7 @@
           <w:lang w:val="en-IN"/>
         </w:rPr>
         <w:br/>
-        <w:t>• Provide discount coupons and promotional offers</w:t>
+        <w:t>• Develop a graphical user interface (GUI) using Java Swing or Web Application</w:t>
       </w:r>
       <w:r>
         <w:rPr>
@@ -2929,184 +2859,167 @@
           <w:lang w:val="en-IN"/>
         </w:rPr>
         <w:br/>
-        <w:t>• Develop a graphical user interface (GUI) using Java Swing or Web Application</w:t>
-      </w:r>
-      <w:r>
+        <w:t>• Add order history and tracking system.</w:t>
+      </w:r>
+    </w:p>
+    <w:p>
+      <w:pPr>
+        <w:pStyle w:val="Heading3"/>
+        <w:rPr>
+          <w:lang w:val="en-IN"/>
+        </w:rPr>
+      </w:pPr>
+    </w:p>
+    <w:p>
+      <w:pPr>
+        <w:pStyle w:val="Heading3"/>
+      </w:pPr>
+      <w:r>
+        <w:rPr>
+          <w:color w:val="5D17EB"/>
+        </w:rPr>
+        <w:t xml:space="preserve">Gantt </w:t>
+      </w:r>
+      <w:r>
+        <w:rPr>
+          <w:color w:val="5D17EB"/>
+          <w:spacing w:val="-2"/>
+        </w:rPr>
+        <w:t>Chart</w:t>
+      </w:r>
+    </w:p>
+    <w:p>
+      <w:pPr>
+        <w:pStyle w:val="BodyText"/>
+        <w:spacing w:before="52"/>
+        <w:rPr>
+          <w:b/>
+          <w:bCs/>
+          <w:lang w:val="en-IN"/>
+        </w:rPr>
+      </w:pPr>
+      <w:r>
+        <w:rPr>
+          <w:b/>
+          <w:bCs/>
+          <w:lang w:val="en-IN"/>
+        </w:rPr>
+        <w:t>1. Planning &amp; Structure</w:t>
+      </w:r>
+    </w:p>
+    <w:p>
+      <w:pPr>
+        <w:pStyle w:val="BodyText"/>
+        <w:spacing w:before="52"/>
+        <w:rPr>
+          <w:bCs/>
+          <w:lang w:val="en-IN"/>
+        </w:rPr>
+      </w:pPr>
+      <w:r>
+        <w:rPr>
+          <w:bCs/>
+          <w:lang w:val="en-IN"/>
+        </w:rPr>
+        <w:t>A Gantt chart helps to divide the project into different tasks such as planning, designing, coding, and testing. It also helps in setting timelines for each phase of the project. Even if the project is already developed, modifying or improving it still requires proper planning.</w:t>
+      </w:r>
+    </w:p>
+    <w:p>
+      <w:pPr>
+        <w:pStyle w:val="BodyText"/>
+        <w:spacing w:before="52"/>
+        <w:rPr>
+          <w:bCs/>
+        </w:rPr>
+      </w:pPr>
+    </w:p>
+    <w:p>
+      <w:pPr>
+        <w:pStyle w:val="Heading3"/>
+        <w:rPr>
+          <w:lang w:val="en-IN"/>
+        </w:rPr>
+      </w:pPr>
+      <w:r>
+        <w:rPr>
+          <w:lang w:val="en-IN"/>
+        </w:rPr>
+        <w:t>2. Time Management</w:t>
+      </w:r>
+    </w:p>
+    <w:p>
+      <w:pPr>
+        <w:pStyle w:val="Heading3"/>
         <w:rPr>
           <w:b w:val="0"/>
           <w:bCs w:val="0"/>
           <w:lang w:val="en-IN"/>
         </w:rPr>
-        <w:br/>
-        <w:t>• Add order history and tracking system</w:t>
-      </w:r>
+      </w:pPr>
       <w:r>
         <w:rPr>
           <w:b w:val="0"/>
           <w:bCs w:val="0"/>
           <w:lang w:val="en-IN"/>
         </w:rPr>
-        <w:t>.</w:t>
+        <w:t>It shows:</w:t>
+      </w:r>
+      <w:r>
+        <w:rPr>
+          <w:b w:val="0"/>
+          <w:bCs w:val="0"/>
+          <w:lang w:val="en-IN"/>
+        </w:rPr>
+        <w:br/>
+        <w:t>• When each task starts</w:t>
+      </w:r>
+      <w:r>
+        <w:rPr>
+          <w:b w:val="0"/>
+          <w:bCs w:val="0"/>
+          <w:lang w:val="en-IN"/>
+        </w:rPr>
+        <w:br/>
+        <w:t>• When it should finish</w:t>
       </w:r>
     </w:p>
     <w:p>
       <w:pPr>
         <w:pStyle w:val="Heading3"/>
         <w:rPr>
-          <w:lang w:val="en-IN"/>
-        </w:rPr>
-      </w:pPr>
+          <w:b w:val="0"/>
+          <w:bCs w:val="0"/>
+          <w:lang w:val="en-IN"/>
+        </w:rPr>
+      </w:pPr>
+      <w:r>
+        <w:rPr>
+          <w:b w:val="0"/>
+          <w:bCs w:val="0"/>
+          <w:lang w:val="en-IN"/>
+        </w:rPr>
+        <w:t>This helps in proper time management, avoiding delays and last-minute work pressure.</w:t>
+      </w:r>
     </w:p>
     <w:p>
       <w:pPr>
         <w:pStyle w:val="Heading3"/>
-      </w:pPr>
-      <w:r>
-        <w:rPr>
-          <w:color w:val="5D17EB"/>
-        </w:rPr>
-        <w:t xml:space="preserve">Gantt </w:t>
-      </w:r>
+        <w:rPr>
+          <w:b w:val="0"/>
+          <w:bCs w:val="0"/>
+          <w:lang w:val="en-IN"/>
+        </w:rPr>
+      </w:pPr>
+    </w:p>
+    <w:p>
+      <w:pPr>
+        <w:pStyle w:val="Heading3"/>
+      </w:pPr>
       <w:r>
         <w:rPr>
           <w:color w:val="5D17EB"/>
           <w:spacing w:val="-2"/>
         </w:rPr>
-        <w:t>Chart</w:t>
-      </w:r>
-    </w:p>
-    <w:p>
-      <w:pPr>
-        <w:pStyle w:val="BodyText"/>
-        <w:spacing w:before="52"/>
-        <w:rPr>
-          <w:b/>
-          <w:bCs/>
-          <w:lang w:val="en-IN"/>
-        </w:rPr>
-      </w:pPr>
-      <w:r>
-        <w:rPr>
-          <w:b/>
-          <w:bCs/>
-          <w:lang w:val="en-IN"/>
-        </w:rPr>
-        <w:t>1. Planning &amp; Structure</w:t>
-      </w:r>
-    </w:p>
-    <w:p>
-      <w:pPr>
-        <w:pStyle w:val="BodyText"/>
-        <w:spacing w:before="52"/>
-        <w:rPr>
-          <w:bCs/>
-          <w:lang w:val="en-IN"/>
-        </w:rPr>
-      </w:pPr>
-      <w:r>
-        <w:rPr>
-          <w:bCs/>
-          <w:lang w:val="en-IN"/>
-        </w:rPr>
-        <w:t>A Gantt chart helps to divide the project into different tasks such as planning, designing, coding, and testing. It also helps in setting timelines for each phase of the project. Even if the project is already developed, modifying or improving it still requires proper planning.</w:t>
-      </w:r>
-    </w:p>
-    <w:p>
-      <w:pPr>
-        <w:pStyle w:val="BodyText"/>
-        <w:spacing w:before="52"/>
-        <w:rPr>
-          <w:bCs/>
-        </w:rPr>
-      </w:pPr>
-    </w:p>
-    <w:p>
-      <w:pPr>
-        <w:pStyle w:val="Heading3"/>
-        <w:rPr>
-          <w:lang w:val="en-IN"/>
-        </w:rPr>
-      </w:pPr>
-      <w:r>
-        <w:rPr>
-          <w:lang w:val="en-IN"/>
-        </w:rPr>
-        <w:t>2. Time Management</w:t>
-      </w:r>
-    </w:p>
-    <w:p>
-      <w:pPr>
-        <w:pStyle w:val="Heading3"/>
-        <w:rPr>
-          <w:b w:val="0"/>
-          <w:bCs w:val="0"/>
-          <w:lang w:val="en-IN"/>
-        </w:rPr>
-      </w:pPr>
-      <w:r>
-        <w:rPr>
-          <w:b w:val="0"/>
-          <w:bCs w:val="0"/>
-          <w:lang w:val="en-IN"/>
-        </w:rPr>
-        <w:t>It shows:</w:t>
-      </w:r>
-      <w:r>
-        <w:rPr>
-          <w:b w:val="0"/>
-          <w:bCs w:val="0"/>
-          <w:lang w:val="en-IN"/>
-        </w:rPr>
-        <w:br/>
-        <w:t>• When each task starts</w:t>
-      </w:r>
-      <w:r>
-        <w:rPr>
-          <w:b w:val="0"/>
-          <w:bCs w:val="0"/>
-          <w:lang w:val="en-IN"/>
-        </w:rPr>
-        <w:br/>
-        <w:t>• When it should finish</w:t>
-      </w:r>
-    </w:p>
-    <w:p>
-      <w:pPr>
-        <w:pStyle w:val="Heading3"/>
-        <w:rPr>
-          <w:b w:val="0"/>
-          <w:bCs w:val="0"/>
-          <w:lang w:val="en-IN"/>
-        </w:rPr>
-      </w:pPr>
-      <w:r>
-        <w:rPr>
-          <w:b w:val="0"/>
-          <w:bCs w:val="0"/>
-          <w:lang w:val="en-IN"/>
-        </w:rPr>
-        <w:t>This helps in proper time management, avoiding delays and last-minute work pressure.</w:t>
-      </w:r>
-    </w:p>
-    <w:p>
-      <w:pPr>
-        <w:pStyle w:val="Heading3"/>
-        <w:rPr>
-          <w:b w:val="0"/>
-          <w:bCs w:val="0"/>
-          <w:lang w:val="en-IN"/>
-        </w:rPr>
-      </w:pPr>
-    </w:p>
-    <w:p>
-      <w:pPr>
-        <w:pStyle w:val="Heading3"/>
-      </w:pPr>
-      <w:r>
-        <w:rPr>
-          <w:color w:val="5D17EB"/>
-          <w:spacing w:val="-2"/>
-        </w:rPr>
         <w:t>Conclusion</w:t>
       </w:r>
     </w:p>
@@ -3126,20 +3039,10 @@
         <w:t xml:space="preserve"> </w:t>
       </w:r>
       <w:r>
-        <w:t xml:space="preserve">The project successfully demonstrates the use of Object-Oriented Programming concepts in Java. It provides a simple and efficient system for managing shopping cart operations, including adding and removing products, calculating total cost, and generating the final bill with discount and </w:t>
-      </w:r>
-      <w:proofErr w:type="spellStart"/>
-      <w:proofErr w:type="gramStart"/>
-      <w:r>
-        <w:t>tax.</w:t>
-      </w:r>
-      <w:r>
-        <w:t>he</w:t>
-      </w:r>
-      <w:proofErr w:type="spellEnd"/>
-      <w:proofErr w:type="gramEnd"/>
-      <w:r>
-        <w:t xml:space="preserve"> project successfully demonstrates the use of Object-Oriented Programming concepts in Java. It provides a simple and efficient system for managing food orders and billing.</w:t>
+        <w:t>The project successfully demonstrates the use of Object-Oriented Programming concepts in Java. It provides a simple and efficient system for managing shopping cart operations, including adding and removing products, calculating total cost, and generating the final bill with discount and tax.</w:t>
+      </w:r>
+      <w:r>
+        <w:t>he project successfully demonstrates the use of Object-Oriented Programming concepts in Java. It provides a simple and efficient system for managing food orders and billing.</w:t>
       </w:r>
     </w:p>
     <w:p>
@@ -6474,6 +6377,7 @@
   <w:style w:type="character" w:default="1" w:styleId="DefaultParagraphFont">
     <w:name w:val="Default Paragraph Font"/>
     <w:uiPriority w:val="1"/>
+    <w:semiHidden/>
     <w:unhideWhenUsed/>
   </w:style>
   <w:style w:type="table" w:default="1" w:styleId="TableNormal">
